--- a/Entregables/E8 - Manual y Capacitacion/E8 - Guia rapida del personal.docx
+++ b/Entregables/E8 - Manual y Capacitacion/E8 - Guia rapida del personal.docx
@@ -22,7 +22,7 @@
       <w:pPr>
         <w:shd w:val="clear" w:color="auto" w:fill="F7F8FA"/>
         <w:spacing w:before="45" w:after="45"/>
-        <w:divId w:val="2082868646"/>
+        <w:divId w:val="535315802"/>
         <w:rPr>
           <w:rFonts w:ascii="Segoe UI" w:hAnsi="Segoe UI" w:cs="Segoe UI"/>
           <w:color w:val="3A4456"/>
@@ -103,7 +103,7 @@
           <w:szCs w:val="20"/>
           <w:lang w:val="es-ES"/>
         </w:rPr>
-        <w:pict w14:anchorId="682EF653">
+        <w:pict w14:anchorId="53DA2D30">
           <v:rect id="_x0000_i1025" style="width:0;height:1.5pt" o:hralign="center" o:hrstd="t" o:hr="t" fillcolor="#a0a0a0" stroked="f"/>
         </w:pict>
       </w:r>
@@ -1481,7 +1481,7 @@
           <w:szCs w:val="20"/>
           <w:lang w:val="es-ES"/>
         </w:rPr>
-        <w:pict w14:anchorId="6CACCCEE">
+        <w:pict w14:anchorId="7404768E">
           <v:rect id="_x0000_i1026" style="width:0;height:1.5pt" o:hralign="center" o:hrstd="t" o:hr="t" fillcolor="#a0a0a0" stroked="f"/>
         </w:pict>
       </w:r>
@@ -2647,7 +2647,7 @@
           <w:szCs w:val="20"/>
           <w:lang w:val="es-ES"/>
         </w:rPr>
-        <w:pict w14:anchorId="3C3EAD30">
+        <w:pict w14:anchorId="6A4529E8">
           <v:rect id="_x0000_i1027" style="width:0;height:1.5pt" o:hralign="center" o:hrstd="t" o:hr="t" fillcolor="#a0a0a0" stroked="f"/>
         </w:pict>
       </w:r>
@@ -4217,13 +4217,13 @@
 <file path=word/numbering.xml><?xml version="1.0" encoding="utf-8"?>
 <w:numbering xmlns:wpc="http://schemas.microsoft.com/office/word/2010/wordprocessingCanvas" xmlns:cx="http://schemas.microsoft.com/office/drawing/2014/chartex" xmlns:cx1="http://schemas.microsoft.com/office/drawing/2015/9/8/chartex" xmlns:cx2="http://schemas.microsoft.com/office/drawing/2015/10/21/chartex" xmlns:cx3="http://schemas.microsoft.com/office/drawing/2016/5/9/chartex" xmlns:cx4="http://schemas.microsoft.com/office/drawing/2016/5/10/chartex" xmlns:cx5="http://schemas.microsoft.com/office/drawing/2016/5/11/chartex" xmlns:cx6="http://schemas.microsoft.com/office/drawing/2016/5/12/chartex" xmlns:cx7="http://schemas.microsoft.com/office/drawing/2016/5/13/chartex" xmlns:cx8="http://schemas.microsoft.com/office/drawing/2016/5/14/chartex" xmlns:mc="http://schemas.openxmlformats.org/markup-compatibility/2006" xmlns:aink="http://schemas.microsoft.com/office/drawing/2016/ink" xmlns:am3d="http://schemas.microsoft.com/office/drawing/2017/model3d" xmlns:o="urn:schemas-microsoft-com:office:office" xmlns:oel="http://schemas.microsoft.com/office/2019/extlst" xmlns:r="http://schemas.openxmlformats.org/officeDocument/2006/relationships" xmlns:m="http://schemas.openxmlformats.org/officeDocument/2006/math" xmlns:v="urn:schemas-microsoft-com:vml" xmlns:wp14="http://schemas.microsoft.com/office/word/2010/wordprocessingDrawing" xmlns:wp="http://schemas.openxmlformats.org/drawingml/2006/wordprocessingDrawing" xmlns:w10="urn:schemas-microsoft-com:office:word" xmlns:w="http://schemas.openxmlformats.org/wordprocessingml/2006/main" xmlns:w14="http://schemas.microsoft.com/office/word/2010/wordml" xmlns:w15="http://schemas.microsoft.com/office/word/2012/wordml" xmlns:w16cex="http://schemas.microsoft.com/office/word/2018/wordml/cex" xmlns:w16cid="http://schemas.microsoft.com/office/word/2016/wordml/cid" xmlns:w16="http://schemas.microsoft.com/office/word/2018/wordml" xmlns:w16sdtdh="http://schemas.microsoft.com/office/word/2020/wordml/sdtdatahash" xmlns:w16se="http://schemas.microsoft.com/office/word/2015/wordml/symex" xmlns:wpg="http://schemas.microsoft.com/office/word/2010/wordprocessingGroup" xmlns:wpi="http://schemas.microsoft.com/office/word/2010/wordprocessingInk" xmlns:wne="http://schemas.microsoft.com/office/word/2006/wordml" xmlns:wps="http://schemas.microsoft.com/office/word/2010/wordprocessingShape" mc:Ignorable="w14 w15 w16se w16cid w16 w16cex w16sdtdh wp14">
   <w:abstractNum w:abstractNumId="0" w15:restartNumberingAfterBreak="0">
-    <w:nsid w:val="13F96F87"/>
+    <w:nsid w:val="0D1A5407"/>
     <w:multiLevelType w:val="multilevel"/>
-    <w:tmpl w:val="D83859AC"/>
+    <w:tmpl w:val="D2BC3286"/>
     <w:lvl w:ilvl="0">
       <w:start w:val="1"/>
-      <w:numFmt w:val="decimal"/>
-      <w:lvlText w:val="%1."/>
+      <w:numFmt w:val="bullet"/>
+      <w:lvlText w:val=""/>
       <w:lvlJc w:val="left"/>
       <w:pPr>
         <w:tabs>
@@ -4231,8 +4231,12 @@
         </w:tabs>
         <w:ind w:left="720" w:hanging="360"/>
       </w:pPr>
-    </w:lvl>
-    <w:lvl w:ilvl="1">
+      <w:rPr>
+        <w:rFonts w:ascii="Symbol" w:hAnsi="Symbol" w:hint="default"/>
+        <w:sz w:val="20"/>
+      </w:rPr>
+    </w:lvl>
+    <w:lvl w:ilvl="1" w:tentative="1">
       <w:start w:val="1"/>
       <w:numFmt w:val="bullet"/>
       <w:lvlText w:val="o"/>
@@ -4250,6 +4254,151 @@
     </w:lvl>
     <w:lvl w:ilvl="2" w:tentative="1">
       <w:start w:val="1"/>
+      <w:numFmt w:val="bullet"/>
+      <w:lvlText w:val=""/>
+      <w:lvlJc w:val="left"/>
+      <w:pPr>
+        <w:tabs>
+          <w:tab w:val="num" w:pos="2160"/>
+        </w:tabs>
+        <w:ind w:left="2160" w:hanging="360"/>
+      </w:pPr>
+      <w:rPr>
+        <w:rFonts w:ascii="Wingdings" w:hAnsi="Wingdings" w:hint="default"/>
+        <w:sz w:val="20"/>
+      </w:rPr>
+    </w:lvl>
+    <w:lvl w:ilvl="3" w:tentative="1">
+      <w:start w:val="1"/>
+      <w:numFmt w:val="bullet"/>
+      <w:lvlText w:val=""/>
+      <w:lvlJc w:val="left"/>
+      <w:pPr>
+        <w:tabs>
+          <w:tab w:val="num" w:pos="2880"/>
+        </w:tabs>
+        <w:ind w:left="2880" w:hanging="360"/>
+      </w:pPr>
+      <w:rPr>
+        <w:rFonts w:ascii="Wingdings" w:hAnsi="Wingdings" w:hint="default"/>
+        <w:sz w:val="20"/>
+      </w:rPr>
+    </w:lvl>
+    <w:lvl w:ilvl="4" w:tentative="1">
+      <w:start w:val="1"/>
+      <w:numFmt w:val="bullet"/>
+      <w:lvlText w:val=""/>
+      <w:lvlJc w:val="left"/>
+      <w:pPr>
+        <w:tabs>
+          <w:tab w:val="num" w:pos="3600"/>
+        </w:tabs>
+        <w:ind w:left="3600" w:hanging="360"/>
+      </w:pPr>
+      <w:rPr>
+        <w:rFonts w:ascii="Wingdings" w:hAnsi="Wingdings" w:hint="default"/>
+        <w:sz w:val="20"/>
+      </w:rPr>
+    </w:lvl>
+    <w:lvl w:ilvl="5" w:tentative="1">
+      <w:start w:val="1"/>
+      <w:numFmt w:val="bullet"/>
+      <w:lvlText w:val=""/>
+      <w:lvlJc w:val="left"/>
+      <w:pPr>
+        <w:tabs>
+          <w:tab w:val="num" w:pos="4320"/>
+        </w:tabs>
+        <w:ind w:left="4320" w:hanging="360"/>
+      </w:pPr>
+      <w:rPr>
+        <w:rFonts w:ascii="Wingdings" w:hAnsi="Wingdings" w:hint="default"/>
+        <w:sz w:val="20"/>
+      </w:rPr>
+    </w:lvl>
+    <w:lvl w:ilvl="6" w:tentative="1">
+      <w:start w:val="1"/>
+      <w:numFmt w:val="bullet"/>
+      <w:lvlText w:val=""/>
+      <w:lvlJc w:val="left"/>
+      <w:pPr>
+        <w:tabs>
+          <w:tab w:val="num" w:pos="5040"/>
+        </w:tabs>
+        <w:ind w:left="5040" w:hanging="360"/>
+      </w:pPr>
+      <w:rPr>
+        <w:rFonts w:ascii="Wingdings" w:hAnsi="Wingdings" w:hint="default"/>
+        <w:sz w:val="20"/>
+      </w:rPr>
+    </w:lvl>
+    <w:lvl w:ilvl="7" w:tentative="1">
+      <w:start w:val="1"/>
+      <w:numFmt w:val="bullet"/>
+      <w:lvlText w:val=""/>
+      <w:lvlJc w:val="left"/>
+      <w:pPr>
+        <w:tabs>
+          <w:tab w:val="num" w:pos="5760"/>
+        </w:tabs>
+        <w:ind w:left="5760" w:hanging="360"/>
+      </w:pPr>
+      <w:rPr>
+        <w:rFonts w:ascii="Wingdings" w:hAnsi="Wingdings" w:hint="default"/>
+        <w:sz w:val="20"/>
+      </w:rPr>
+    </w:lvl>
+    <w:lvl w:ilvl="8" w:tentative="1">
+      <w:start w:val="1"/>
+      <w:numFmt w:val="bullet"/>
+      <w:lvlText w:val=""/>
+      <w:lvlJc w:val="left"/>
+      <w:pPr>
+        <w:tabs>
+          <w:tab w:val="num" w:pos="6480"/>
+        </w:tabs>
+        <w:ind w:left="6480" w:hanging="360"/>
+      </w:pPr>
+      <w:rPr>
+        <w:rFonts w:ascii="Wingdings" w:hAnsi="Wingdings" w:hint="default"/>
+        <w:sz w:val="20"/>
+      </w:rPr>
+    </w:lvl>
+  </w:abstractNum>
+  <w:abstractNum w:abstractNumId="1" w15:restartNumberingAfterBreak="0">
+    <w:nsid w:val="104C6F58"/>
+    <w:multiLevelType w:val="multilevel"/>
+    <w:tmpl w:val="C1C07EA8"/>
+    <w:lvl w:ilvl="0">
+      <w:start w:val="1"/>
+      <w:numFmt w:val="decimal"/>
+      <w:lvlText w:val="%1."/>
+      <w:lvlJc w:val="left"/>
+      <w:pPr>
+        <w:tabs>
+          <w:tab w:val="num" w:pos="720"/>
+        </w:tabs>
+        <w:ind w:left="720" w:hanging="360"/>
+      </w:pPr>
+    </w:lvl>
+    <w:lvl w:ilvl="1">
+      <w:start w:val="1"/>
+      <w:numFmt w:val="bullet"/>
+      <w:lvlText w:val="o"/>
+      <w:lvlJc w:val="left"/>
+      <w:pPr>
+        <w:tabs>
+          <w:tab w:val="num" w:pos="1440"/>
+        </w:tabs>
+        <w:ind w:left="1440" w:hanging="360"/>
+      </w:pPr>
+      <w:rPr>
+        <w:rFonts w:ascii="Courier New" w:hAnsi="Courier New" w:hint="default"/>
+        <w:sz w:val="20"/>
+      </w:rPr>
+    </w:lvl>
+    <w:lvl w:ilvl="2" w:tentative="1">
+      <w:start w:val="1"/>
       <w:numFmt w:val="decimal"/>
       <w:lvlText w:val="%3."/>
       <w:lvlJc w:val="left"/>
@@ -4333,10 +4482,127 @@
       </w:pPr>
     </w:lvl>
   </w:abstractNum>
-  <w:abstractNum w:abstractNumId="1" w15:restartNumberingAfterBreak="0">
-    <w:nsid w:val="1E6F45B7"/>
+  <w:abstractNum w:abstractNumId="2" w15:restartNumberingAfterBreak="0">
+    <w:nsid w:val="1CE53990"/>
     <w:multiLevelType w:val="multilevel"/>
-    <w:tmpl w:val="80A4A77C"/>
+    <w:tmpl w:val="EB84D70A"/>
+    <w:lvl w:ilvl="0">
+      <w:start w:val="1"/>
+      <w:numFmt w:val="decimal"/>
+      <w:lvlText w:val="%1."/>
+      <w:lvlJc w:val="left"/>
+      <w:pPr>
+        <w:tabs>
+          <w:tab w:val="num" w:pos="720"/>
+        </w:tabs>
+        <w:ind w:left="720" w:hanging="360"/>
+      </w:pPr>
+    </w:lvl>
+    <w:lvl w:ilvl="1">
+      <w:start w:val="1"/>
+      <w:numFmt w:val="bullet"/>
+      <w:lvlText w:val="o"/>
+      <w:lvlJc w:val="left"/>
+      <w:pPr>
+        <w:tabs>
+          <w:tab w:val="num" w:pos="1440"/>
+        </w:tabs>
+        <w:ind w:left="1440" w:hanging="360"/>
+      </w:pPr>
+      <w:rPr>
+        <w:rFonts w:ascii="Courier New" w:hAnsi="Courier New" w:hint="default"/>
+        <w:sz w:val="20"/>
+      </w:rPr>
+    </w:lvl>
+    <w:lvl w:ilvl="2" w:tentative="1">
+      <w:start w:val="1"/>
+      <w:numFmt w:val="decimal"/>
+      <w:lvlText w:val="%3."/>
+      <w:lvlJc w:val="left"/>
+      <w:pPr>
+        <w:tabs>
+          <w:tab w:val="num" w:pos="2160"/>
+        </w:tabs>
+        <w:ind w:left="2160" w:hanging="360"/>
+      </w:pPr>
+    </w:lvl>
+    <w:lvl w:ilvl="3" w:tentative="1">
+      <w:start w:val="1"/>
+      <w:numFmt w:val="decimal"/>
+      <w:lvlText w:val="%4."/>
+      <w:lvlJc w:val="left"/>
+      <w:pPr>
+        <w:tabs>
+          <w:tab w:val="num" w:pos="2880"/>
+        </w:tabs>
+        <w:ind w:left="2880" w:hanging="360"/>
+      </w:pPr>
+    </w:lvl>
+    <w:lvl w:ilvl="4" w:tentative="1">
+      <w:start w:val="1"/>
+      <w:numFmt w:val="decimal"/>
+      <w:lvlText w:val="%5."/>
+      <w:lvlJc w:val="left"/>
+      <w:pPr>
+        <w:tabs>
+          <w:tab w:val="num" w:pos="3600"/>
+        </w:tabs>
+        <w:ind w:left="3600" w:hanging="360"/>
+      </w:pPr>
+    </w:lvl>
+    <w:lvl w:ilvl="5" w:tentative="1">
+      <w:start w:val="1"/>
+      <w:numFmt w:val="decimal"/>
+      <w:lvlText w:val="%6."/>
+      <w:lvlJc w:val="left"/>
+      <w:pPr>
+        <w:tabs>
+          <w:tab w:val="num" w:pos="4320"/>
+        </w:tabs>
+        <w:ind w:left="4320" w:hanging="360"/>
+      </w:pPr>
+    </w:lvl>
+    <w:lvl w:ilvl="6" w:tentative="1">
+      <w:start w:val="1"/>
+      <w:numFmt w:val="decimal"/>
+      <w:lvlText w:val="%7."/>
+      <w:lvlJc w:val="left"/>
+      <w:pPr>
+        <w:tabs>
+          <w:tab w:val="num" w:pos="5040"/>
+        </w:tabs>
+        <w:ind w:left="5040" w:hanging="360"/>
+      </w:pPr>
+    </w:lvl>
+    <w:lvl w:ilvl="7" w:tentative="1">
+      <w:start w:val="1"/>
+      <w:numFmt w:val="decimal"/>
+      <w:lvlText w:val="%8."/>
+      <w:lvlJc w:val="left"/>
+      <w:pPr>
+        <w:tabs>
+          <w:tab w:val="num" w:pos="5760"/>
+        </w:tabs>
+        <w:ind w:left="5760" w:hanging="360"/>
+      </w:pPr>
+    </w:lvl>
+    <w:lvl w:ilvl="8" w:tentative="1">
+      <w:start w:val="1"/>
+      <w:numFmt w:val="decimal"/>
+      <w:lvlText w:val="%9."/>
+      <w:lvlJc w:val="left"/>
+      <w:pPr>
+        <w:tabs>
+          <w:tab w:val="num" w:pos="6480"/>
+        </w:tabs>
+        <w:ind w:left="6480" w:hanging="360"/>
+      </w:pPr>
+    </w:lvl>
+  </w:abstractNum>
+  <w:abstractNum w:abstractNumId="3" w15:restartNumberingAfterBreak="0">
+    <w:nsid w:val="1F0D6E2E"/>
+    <w:multiLevelType w:val="multilevel"/>
+    <w:tmpl w:val="6DA866F8"/>
     <w:lvl w:ilvl="0">
       <w:start w:val="1"/>
       <w:numFmt w:val="bullet"/>
@@ -4482,14 +4748,14 @@
       </w:rPr>
     </w:lvl>
   </w:abstractNum>
-  <w:abstractNum w:abstractNumId="2" w15:restartNumberingAfterBreak="0">
-    <w:nsid w:val="20C84982"/>
+  <w:abstractNum w:abstractNumId="4" w15:restartNumberingAfterBreak="0">
+    <w:nsid w:val="23F35C96"/>
     <w:multiLevelType w:val="multilevel"/>
-    <w:tmpl w:val="8A067DFA"/>
+    <w:tmpl w:val="864C78F2"/>
     <w:lvl w:ilvl="0">
       <w:start w:val="1"/>
-      <w:numFmt w:val="decimal"/>
-      <w:lvlText w:val="%1."/>
+      <w:numFmt w:val="bullet"/>
+      <w:lvlText w:val=""/>
       <w:lvlJc w:val="left"/>
       <w:pPr>
         <w:tabs>
@@ -4497,234 +4763,12 @@
         </w:tabs>
         <w:ind w:left="720" w:hanging="360"/>
       </w:pPr>
+      <w:rPr>
+        <w:rFonts w:ascii="Symbol" w:hAnsi="Symbol" w:hint="default"/>
+        <w:sz w:val="20"/>
+      </w:rPr>
     </w:lvl>
     <w:lvl w:ilvl="1" w:tentative="1">
-      <w:start w:val="1"/>
-      <w:numFmt w:val="decimal"/>
-      <w:lvlText w:val="%2."/>
-      <w:lvlJc w:val="left"/>
-      <w:pPr>
-        <w:tabs>
-          <w:tab w:val="num" w:pos="1440"/>
-        </w:tabs>
-        <w:ind w:left="1440" w:hanging="360"/>
-      </w:pPr>
-    </w:lvl>
-    <w:lvl w:ilvl="2" w:tentative="1">
-      <w:start w:val="1"/>
-      <w:numFmt w:val="decimal"/>
-      <w:lvlText w:val="%3."/>
-      <w:lvlJc w:val="left"/>
-      <w:pPr>
-        <w:tabs>
-          <w:tab w:val="num" w:pos="2160"/>
-        </w:tabs>
-        <w:ind w:left="2160" w:hanging="360"/>
-      </w:pPr>
-    </w:lvl>
-    <w:lvl w:ilvl="3" w:tentative="1">
-      <w:start w:val="1"/>
-      <w:numFmt w:val="decimal"/>
-      <w:lvlText w:val="%4."/>
-      <w:lvlJc w:val="left"/>
-      <w:pPr>
-        <w:tabs>
-          <w:tab w:val="num" w:pos="2880"/>
-        </w:tabs>
-        <w:ind w:left="2880" w:hanging="360"/>
-      </w:pPr>
-    </w:lvl>
-    <w:lvl w:ilvl="4" w:tentative="1">
-      <w:start w:val="1"/>
-      <w:numFmt w:val="decimal"/>
-      <w:lvlText w:val="%5."/>
-      <w:lvlJc w:val="left"/>
-      <w:pPr>
-        <w:tabs>
-          <w:tab w:val="num" w:pos="3600"/>
-        </w:tabs>
-        <w:ind w:left="3600" w:hanging="360"/>
-      </w:pPr>
-    </w:lvl>
-    <w:lvl w:ilvl="5" w:tentative="1">
-      <w:start w:val="1"/>
-      <w:numFmt w:val="decimal"/>
-      <w:lvlText w:val="%6."/>
-      <w:lvlJc w:val="left"/>
-      <w:pPr>
-        <w:tabs>
-          <w:tab w:val="num" w:pos="4320"/>
-        </w:tabs>
-        <w:ind w:left="4320" w:hanging="360"/>
-      </w:pPr>
-    </w:lvl>
-    <w:lvl w:ilvl="6" w:tentative="1">
-      <w:start w:val="1"/>
-      <w:numFmt w:val="decimal"/>
-      <w:lvlText w:val="%7."/>
-      <w:lvlJc w:val="left"/>
-      <w:pPr>
-        <w:tabs>
-          <w:tab w:val="num" w:pos="5040"/>
-        </w:tabs>
-        <w:ind w:left="5040" w:hanging="360"/>
-      </w:pPr>
-    </w:lvl>
-    <w:lvl w:ilvl="7" w:tentative="1">
-      <w:start w:val="1"/>
-      <w:numFmt w:val="decimal"/>
-      <w:lvlText w:val="%8."/>
-      <w:lvlJc w:val="left"/>
-      <w:pPr>
-        <w:tabs>
-          <w:tab w:val="num" w:pos="5760"/>
-        </w:tabs>
-        <w:ind w:left="5760" w:hanging="360"/>
-      </w:pPr>
-    </w:lvl>
-    <w:lvl w:ilvl="8" w:tentative="1">
-      <w:start w:val="1"/>
-      <w:numFmt w:val="decimal"/>
-      <w:lvlText w:val="%9."/>
-      <w:lvlJc w:val="left"/>
-      <w:pPr>
-        <w:tabs>
-          <w:tab w:val="num" w:pos="6480"/>
-        </w:tabs>
-        <w:ind w:left="6480" w:hanging="360"/>
-      </w:pPr>
-    </w:lvl>
-  </w:abstractNum>
-  <w:abstractNum w:abstractNumId="3" w15:restartNumberingAfterBreak="0">
-    <w:nsid w:val="217A0259"/>
-    <w:multiLevelType w:val="multilevel"/>
-    <w:tmpl w:val="827435CC"/>
-    <w:lvl w:ilvl="0">
-      <w:start w:val="1"/>
-      <w:numFmt w:val="decimal"/>
-      <w:lvlText w:val="%1."/>
-      <w:lvlJc w:val="left"/>
-      <w:pPr>
-        <w:tabs>
-          <w:tab w:val="num" w:pos="720"/>
-        </w:tabs>
-        <w:ind w:left="720" w:hanging="360"/>
-      </w:pPr>
-    </w:lvl>
-    <w:lvl w:ilvl="1" w:tentative="1">
-      <w:start w:val="1"/>
-      <w:numFmt w:val="decimal"/>
-      <w:lvlText w:val="%2."/>
-      <w:lvlJc w:val="left"/>
-      <w:pPr>
-        <w:tabs>
-          <w:tab w:val="num" w:pos="1440"/>
-        </w:tabs>
-        <w:ind w:left="1440" w:hanging="360"/>
-      </w:pPr>
-    </w:lvl>
-    <w:lvl w:ilvl="2" w:tentative="1">
-      <w:start w:val="1"/>
-      <w:numFmt w:val="decimal"/>
-      <w:lvlText w:val="%3."/>
-      <w:lvlJc w:val="left"/>
-      <w:pPr>
-        <w:tabs>
-          <w:tab w:val="num" w:pos="2160"/>
-        </w:tabs>
-        <w:ind w:left="2160" w:hanging="360"/>
-      </w:pPr>
-    </w:lvl>
-    <w:lvl w:ilvl="3" w:tentative="1">
-      <w:start w:val="1"/>
-      <w:numFmt w:val="decimal"/>
-      <w:lvlText w:val="%4."/>
-      <w:lvlJc w:val="left"/>
-      <w:pPr>
-        <w:tabs>
-          <w:tab w:val="num" w:pos="2880"/>
-        </w:tabs>
-        <w:ind w:left="2880" w:hanging="360"/>
-      </w:pPr>
-    </w:lvl>
-    <w:lvl w:ilvl="4" w:tentative="1">
-      <w:start w:val="1"/>
-      <w:numFmt w:val="decimal"/>
-      <w:lvlText w:val="%5."/>
-      <w:lvlJc w:val="left"/>
-      <w:pPr>
-        <w:tabs>
-          <w:tab w:val="num" w:pos="3600"/>
-        </w:tabs>
-        <w:ind w:left="3600" w:hanging="360"/>
-      </w:pPr>
-    </w:lvl>
-    <w:lvl w:ilvl="5" w:tentative="1">
-      <w:start w:val="1"/>
-      <w:numFmt w:val="decimal"/>
-      <w:lvlText w:val="%6."/>
-      <w:lvlJc w:val="left"/>
-      <w:pPr>
-        <w:tabs>
-          <w:tab w:val="num" w:pos="4320"/>
-        </w:tabs>
-        <w:ind w:left="4320" w:hanging="360"/>
-      </w:pPr>
-    </w:lvl>
-    <w:lvl w:ilvl="6" w:tentative="1">
-      <w:start w:val="1"/>
-      <w:numFmt w:val="decimal"/>
-      <w:lvlText w:val="%7."/>
-      <w:lvlJc w:val="left"/>
-      <w:pPr>
-        <w:tabs>
-          <w:tab w:val="num" w:pos="5040"/>
-        </w:tabs>
-        <w:ind w:left="5040" w:hanging="360"/>
-      </w:pPr>
-    </w:lvl>
-    <w:lvl w:ilvl="7" w:tentative="1">
-      <w:start w:val="1"/>
-      <w:numFmt w:val="decimal"/>
-      <w:lvlText w:val="%8."/>
-      <w:lvlJc w:val="left"/>
-      <w:pPr>
-        <w:tabs>
-          <w:tab w:val="num" w:pos="5760"/>
-        </w:tabs>
-        <w:ind w:left="5760" w:hanging="360"/>
-      </w:pPr>
-    </w:lvl>
-    <w:lvl w:ilvl="8" w:tentative="1">
-      <w:start w:val="1"/>
-      <w:numFmt w:val="decimal"/>
-      <w:lvlText w:val="%9."/>
-      <w:lvlJc w:val="left"/>
-      <w:pPr>
-        <w:tabs>
-          <w:tab w:val="num" w:pos="6480"/>
-        </w:tabs>
-        <w:ind w:left="6480" w:hanging="360"/>
-      </w:pPr>
-    </w:lvl>
-  </w:abstractNum>
-  <w:abstractNum w:abstractNumId="4" w15:restartNumberingAfterBreak="0">
-    <w:nsid w:val="4EA67474"/>
-    <w:multiLevelType w:val="multilevel"/>
-    <w:tmpl w:val="9C6A2F98"/>
-    <w:lvl w:ilvl="0">
-      <w:start w:val="1"/>
-      <w:numFmt w:val="decimal"/>
-      <w:lvlText w:val="%1."/>
-      <w:lvlJc w:val="left"/>
-      <w:pPr>
-        <w:tabs>
-          <w:tab w:val="num" w:pos="720"/>
-        </w:tabs>
-        <w:ind w:left="720" w:hanging="360"/>
-      </w:pPr>
-    </w:lvl>
-    <w:lvl w:ilvl="1">
       <w:start w:val="1"/>
       <w:numFmt w:val="bullet"/>
       <w:lvlText w:val="o"/>
@@ -4742,8 +4786,8 @@
     </w:lvl>
     <w:lvl w:ilvl="2" w:tentative="1">
       <w:start w:val="1"/>
-      <w:numFmt w:val="decimal"/>
-      <w:lvlText w:val="%3."/>
+      <w:numFmt w:val="bullet"/>
+      <w:lvlText w:val=""/>
       <w:lvlJc w:val="left"/>
       <w:pPr>
         <w:tabs>
@@ -4751,11 +4795,15 @@
         </w:tabs>
         <w:ind w:left="2160" w:hanging="360"/>
       </w:pPr>
+      <w:rPr>
+        <w:rFonts w:ascii="Wingdings" w:hAnsi="Wingdings" w:hint="default"/>
+        <w:sz w:val="20"/>
+      </w:rPr>
     </w:lvl>
     <w:lvl w:ilvl="3" w:tentative="1">
       <w:start w:val="1"/>
-      <w:numFmt w:val="decimal"/>
-      <w:lvlText w:val="%4."/>
+      <w:numFmt w:val="bullet"/>
+      <w:lvlText w:val=""/>
       <w:lvlJc w:val="left"/>
       <w:pPr>
         <w:tabs>
@@ -4763,11 +4811,15 @@
         </w:tabs>
         <w:ind w:left="2880" w:hanging="360"/>
       </w:pPr>
+      <w:rPr>
+        <w:rFonts w:ascii="Wingdings" w:hAnsi="Wingdings" w:hint="default"/>
+        <w:sz w:val="20"/>
+      </w:rPr>
     </w:lvl>
     <w:lvl w:ilvl="4" w:tentative="1">
       <w:start w:val="1"/>
-      <w:numFmt w:val="decimal"/>
-      <w:lvlText w:val="%5."/>
+      <w:numFmt w:val="bullet"/>
+      <w:lvlText w:val=""/>
       <w:lvlJc w:val="left"/>
       <w:pPr>
         <w:tabs>
@@ -4775,11 +4827,15 @@
         </w:tabs>
         <w:ind w:left="3600" w:hanging="360"/>
       </w:pPr>
+      <w:rPr>
+        <w:rFonts w:ascii="Wingdings" w:hAnsi="Wingdings" w:hint="default"/>
+        <w:sz w:val="20"/>
+      </w:rPr>
     </w:lvl>
     <w:lvl w:ilvl="5" w:tentative="1">
       <w:start w:val="1"/>
-      <w:numFmt w:val="decimal"/>
-      <w:lvlText w:val="%6."/>
+      <w:numFmt w:val="bullet"/>
+      <w:lvlText w:val=""/>
       <w:lvlJc w:val="left"/>
       <w:pPr>
         <w:tabs>
@@ -4787,11 +4843,15 @@
         </w:tabs>
         <w:ind w:left="4320" w:hanging="360"/>
       </w:pPr>
+      <w:rPr>
+        <w:rFonts w:ascii="Wingdings" w:hAnsi="Wingdings" w:hint="default"/>
+        <w:sz w:val="20"/>
+      </w:rPr>
     </w:lvl>
     <w:lvl w:ilvl="6" w:tentative="1">
       <w:start w:val="1"/>
-      <w:numFmt w:val="decimal"/>
-      <w:lvlText w:val="%7."/>
+      <w:numFmt w:val="bullet"/>
+      <w:lvlText w:val=""/>
       <w:lvlJc w:val="left"/>
       <w:pPr>
         <w:tabs>
@@ -4799,11 +4859,15 @@
         </w:tabs>
         <w:ind w:left="5040" w:hanging="360"/>
       </w:pPr>
+      <w:rPr>
+        <w:rFonts w:ascii="Wingdings" w:hAnsi="Wingdings" w:hint="default"/>
+        <w:sz w:val="20"/>
+      </w:rPr>
     </w:lvl>
     <w:lvl w:ilvl="7" w:tentative="1">
       <w:start w:val="1"/>
-      <w:numFmt w:val="decimal"/>
-      <w:lvlText w:val="%8."/>
+      <w:numFmt w:val="bullet"/>
+      <w:lvlText w:val=""/>
       <w:lvlJc w:val="left"/>
       <w:pPr>
         <w:tabs>
@@ -4811,11 +4875,15 @@
         </w:tabs>
         <w:ind w:left="5760" w:hanging="360"/>
       </w:pPr>
+      <w:rPr>
+        <w:rFonts w:ascii="Wingdings" w:hAnsi="Wingdings" w:hint="default"/>
+        <w:sz w:val="20"/>
+      </w:rPr>
     </w:lvl>
     <w:lvl w:ilvl="8" w:tentative="1">
       <w:start w:val="1"/>
-      <w:numFmt w:val="decimal"/>
-      <w:lvlText w:val="%9."/>
+      <w:numFmt w:val="bullet"/>
+      <w:lvlText w:val=""/>
       <w:lvlJc w:val="left"/>
       <w:pPr>
         <w:tabs>
@@ -4823,16 +4891,20 @@
         </w:tabs>
         <w:ind w:left="6480" w:hanging="360"/>
       </w:pPr>
+      <w:rPr>
+        <w:rFonts w:ascii="Wingdings" w:hAnsi="Wingdings" w:hint="default"/>
+        <w:sz w:val="20"/>
+      </w:rPr>
     </w:lvl>
   </w:abstractNum>
   <w:abstractNum w:abstractNumId="5" w15:restartNumberingAfterBreak="0">
-    <w:nsid w:val="51D93CF1"/>
+    <w:nsid w:val="389D0E7B"/>
     <w:multiLevelType w:val="multilevel"/>
-    <w:tmpl w:val="547C9BC8"/>
+    <w:tmpl w:val="7A92D19A"/>
     <w:lvl w:ilvl="0">
       <w:start w:val="1"/>
-      <w:numFmt w:val="bullet"/>
-      <w:lvlText w:val=""/>
+      <w:numFmt w:val="decimal"/>
+      <w:lvlText w:val="%1."/>
       <w:lvlJc w:val="left"/>
       <w:pPr>
         <w:tabs>
@@ -4840,12 +4912,8 @@
         </w:tabs>
         <w:ind w:left="720" w:hanging="360"/>
       </w:pPr>
-      <w:rPr>
-        <w:rFonts w:ascii="Symbol" w:hAnsi="Symbol" w:hint="default"/>
-        <w:sz w:val="20"/>
-      </w:rPr>
-    </w:lvl>
-    <w:lvl w:ilvl="1" w:tentative="1">
+    </w:lvl>
+    <w:lvl w:ilvl="1">
       <w:start w:val="1"/>
       <w:numFmt w:val="bullet"/>
       <w:lvlText w:val="o"/>
@@ -4863,8 +4931,8 @@
     </w:lvl>
     <w:lvl w:ilvl="2" w:tentative="1">
       <w:start w:val="1"/>
-      <w:numFmt w:val="bullet"/>
-      <w:lvlText w:val=""/>
+      <w:numFmt w:val="decimal"/>
+      <w:lvlText w:val="%3."/>
       <w:lvlJc w:val="left"/>
       <w:pPr>
         <w:tabs>
@@ -4872,15 +4940,11 @@
         </w:tabs>
         <w:ind w:left="2160" w:hanging="360"/>
       </w:pPr>
-      <w:rPr>
-        <w:rFonts w:ascii="Wingdings" w:hAnsi="Wingdings" w:hint="default"/>
-        <w:sz w:val="20"/>
-      </w:rPr>
     </w:lvl>
     <w:lvl w:ilvl="3" w:tentative="1">
       <w:start w:val="1"/>
-      <w:numFmt w:val="bullet"/>
-      <w:lvlText w:val=""/>
+      <w:numFmt w:val="decimal"/>
+      <w:lvlText w:val="%4."/>
       <w:lvlJc w:val="left"/>
       <w:pPr>
         <w:tabs>
@@ -4888,15 +4952,11 @@
         </w:tabs>
         <w:ind w:left="2880" w:hanging="360"/>
       </w:pPr>
-      <w:rPr>
-        <w:rFonts w:ascii="Wingdings" w:hAnsi="Wingdings" w:hint="default"/>
-        <w:sz w:val="20"/>
-      </w:rPr>
     </w:lvl>
     <w:lvl w:ilvl="4" w:tentative="1">
       <w:start w:val="1"/>
-      <w:numFmt w:val="bullet"/>
-      <w:lvlText w:val=""/>
+      <w:numFmt w:val="decimal"/>
+      <w:lvlText w:val="%5."/>
       <w:lvlJc w:val="left"/>
       <w:pPr>
         <w:tabs>
@@ -4904,15 +4964,11 @@
         </w:tabs>
         <w:ind w:left="3600" w:hanging="360"/>
       </w:pPr>
-      <w:rPr>
-        <w:rFonts w:ascii="Wingdings" w:hAnsi="Wingdings" w:hint="default"/>
-        <w:sz w:val="20"/>
-      </w:rPr>
     </w:lvl>
     <w:lvl w:ilvl="5" w:tentative="1">
       <w:start w:val="1"/>
-      <w:numFmt w:val="bullet"/>
-      <w:lvlText w:val=""/>
+      <w:numFmt w:val="decimal"/>
+      <w:lvlText w:val="%6."/>
       <w:lvlJc w:val="left"/>
       <w:pPr>
         <w:tabs>
@@ -4920,15 +4976,11 @@
         </w:tabs>
         <w:ind w:left="4320" w:hanging="360"/>
       </w:pPr>
-      <w:rPr>
-        <w:rFonts w:ascii="Wingdings" w:hAnsi="Wingdings" w:hint="default"/>
-        <w:sz w:val="20"/>
-      </w:rPr>
     </w:lvl>
     <w:lvl w:ilvl="6" w:tentative="1">
       <w:start w:val="1"/>
-      <w:numFmt w:val="bullet"/>
-      <w:lvlText w:val=""/>
+      <w:numFmt w:val="decimal"/>
+      <w:lvlText w:val="%7."/>
       <w:lvlJc w:val="left"/>
       <w:pPr>
         <w:tabs>
@@ -4936,15 +4988,11 @@
         </w:tabs>
         <w:ind w:left="5040" w:hanging="360"/>
       </w:pPr>
-      <w:rPr>
-        <w:rFonts w:ascii="Wingdings" w:hAnsi="Wingdings" w:hint="default"/>
-        <w:sz w:val="20"/>
-      </w:rPr>
     </w:lvl>
     <w:lvl w:ilvl="7" w:tentative="1">
       <w:start w:val="1"/>
-      <w:numFmt w:val="bullet"/>
-      <w:lvlText w:val=""/>
+      <w:numFmt w:val="decimal"/>
+      <w:lvlText w:val="%8."/>
       <w:lvlJc w:val="left"/>
       <w:pPr>
         <w:tabs>
@@ -4952,15 +5000,11 @@
         </w:tabs>
         <w:ind w:left="5760" w:hanging="360"/>
       </w:pPr>
-      <w:rPr>
-        <w:rFonts w:ascii="Wingdings" w:hAnsi="Wingdings" w:hint="default"/>
-        <w:sz w:val="20"/>
-      </w:rPr>
     </w:lvl>
     <w:lvl w:ilvl="8" w:tentative="1">
       <w:start w:val="1"/>
-      <w:numFmt w:val="bullet"/>
-      <w:lvlText w:val=""/>
+      <w:numFmt w:val="decimal"/>
+      <w:lvlText w:val="%9."/>
       <w:lvlJc w:val="left"/>
       <w:pPr>
         <w:tabs>
@@ -4968,16 +5012,12 @@
         </w:tabs>
         <w:ind w:left="6480" w:hanging="360"/>
       </w:pPr>
-      <w:rPr>
-        <w:rFonts w:ascii="Wingdings" w:hAnsi="Wingdings" w:hint="default"/>
-        <w:sz w:val="20"/>
-      </w:rPr>
     </w:lvl>
   </w:abstractNum>
   <w:abstractNum w:abstractNumId="6" w15:restartNumberingAfterBreak="0">
-    <w:nsid w:val="6BAE3A52"/>
+    <w:nsid w:val="3A0D4C50"/>
     <w:multiLevelType w:val="multilevel"/>
-    <w:tmpl w:val="2EC4A4E2"/>
+    <w:tmpl w:val="D77061B4"/>
     <w:lvl w:ilvl="0">
       <w:start w:val="1"/>
       <w:numFmt w:val="decimal"/>
@@ -4990,10 +5030,10 @@
         <w:ind w:left="720" w:hanging="360"/>
       </w:pPr>
     </w:lvl>
-    <w:lvl w:ilvl="1">
-      <w:start w:val="1"/>
-      <w:numFmt w:val="bullet"/>
-      <w:lvlText w:val="o"/>
+    <w:lvl w:ilvl="1" w:tentative="1">
+      <w:start w:val="1"/>
+      <w:numFmt w:val="decimal"/>
+      <w:lvlText w:val="%2."/>
       <w:lvlJc w:val="left"/>
       <w:pPr>
         <w:tabs>
@@ -5001,10 +5041,6 @@
         </w:tabs>
         <w:ind w:left="1440" w:hanging="360"/>
       </w:pPr>
-      <w:rPr>
-        <w:rFonts w:ascii="Courier New" w:hAnsi="Courier New" w:hint="default"/>
-        <w:sz w:val="20"/>
-      </w:rPr>
     </w:lvl>
     <w:lvl w:ilvl="2" w:tentative="1">
       <w:start w:val="1"/>
@@ -5092,9 +5128,9 @@
     </w:lvl>
   </w:abstractNum>
   <w:abstractNum w:abstractNumId="7" w15:restartNumberingAfterBreak="0">
-    <w:nsid w:val="747C0398"/>
+    <w:nsid w:val="6D505535"/>
     <w:multiLevelType w:val="multilevel"/>
-    <w:tmpl w:val="297243C4"/>
+    <w:tmpl w:val="42E239FC"/>
     <w:lvl w:ilvl="0">
       <w:start w:val="1"/>
       <w:numFmt w:val="decimal"/>
@@ -5205,13 +5241,13 @@
     </w:lvl>
   </w:abstractNum>
   <w:abstractNum w:abstractNumId="8" w15:restartNumberingAfterBreak="0">
-    <w:nsid w:val="7CAC354D"/>
+    <w:nsid w:val="7E63609E"/>
     <w:multiLevelType w:val="multilevel"/>
-    <w:tmpl w:val="EEDE6B04"/>
+    <w:tmpl w:val="D29ADE80"/>
     <w:lvl w:ilvl="0">
       <w:start w:val="1"/>
-      <w:numFmt w:val="bullet"/>
-      <w:lvlText w:val=""/>
+      <w:numFmt w:val="decimal"/>
+      <w:lvlText w:val="%1."/>
       <w:lvlJc w:val="left"/>
       <w:pPr>
         <w:tabs>
@@ -5219,15 +5255,11 @@
         </w:tabs>
         <w:ind w:left="720" w:hanging="360"/>
       </w:pPr>
-      <w:rPr>
-        <w:rFonts w:ascii="Symbol" w:hAnsi="Symbol" w:hint="default"/>
-        <w:sz w:val="20"/>
-      </w:rPr>
     </w:lvl>
     <w:lvl w:ilvl="1" w:tentative="1">
       <w:start w:val="1"/>
-      <w:numFmt w:val="bullet"/>
-      <w:lvlText w:val="o"/>
+      <w:numFmt w:val="decimal"/>
+      <w:lvlText w:val="%2."/>
       <w:lvlJc w:val="left"/>
       <w:pPr>
         <w:tabs>
@@ -5235,15 +5267,11 @@
         </w:tabs>
         <w:ind w:left="1440" w:hanging="360"/>
       </w:pPr>
-      <w:rPr>
-        <w:rFonts w:ascii="Courier New" w:hAnsi="Courier New" w:hint="default"/>
-        <w:sz w:val="20"/>
-      </w:rPr>
     </w:lvl>
     <w:lvl w:ilvl="2" w:tentative="1">
       <w:start w:val="1"/>
-      <w:numFmt w:val="bullet"/>
-      <w:lvlText w:val=""/>
+      <w:numFmt w:val="decimal"/>
+      <w:lvlText w:val="%3."/>
       <w:lvlJc w:val="left"/>
       <w:pPr>
         <w:tabs>
@@ -5251,15 +5279,11 @@
         </w:tabs>
         <w:ind w:left="2160" w:hanging="360"/>
       </w:pPr>
-      <w:rPr>
-        <w:rFonts w:ascii="Wingdings" w:hAnsi="Wingdings" w:hint="default"/>
-        <w:sz w:val="20"/>
-      </w:rPr>
     </w:lvl>
     <w:lvl w:ilvl="3" w:tentative="1">
       <w:start w:val="1"/>
-      <w:numFmt w:val="bullet"/>
-      <w:lvlText w:val=""/>
+      <w:numFmt w:val="decimal"/>
+      <w:lvlText w:val="%4."/>
       <w:lvlJc w:val="left"/>
       <w:pPr>
         <w:tabs>
@@ -5267,15 +5291,11 @@
         </w:tabs>
         <w:ind w:left="2880" w:hanging="360"/>
       </w:pPr>
-      <w:rPr>
-        <w:rFonts w:ascii="Wingdings" w:hAnsi="Wingdings" w:hint="default"/>
-        <w:sz w:val="20"/>
-      </w:rPr>
     </w:lvl>
     <w:lvl w:ilvl="4" w:tentative="1">
       <w:start w:val="1"/>
-      <w:numFmt w:val="bullet"/>
-      <w:lvlText w:val=""/>
+      <w:numFmt w:val="decimal"/>
+      <w:lvlText w:val="%5."/>
       <w:lvlJc w:val="left"/>
       <w:pPr>
         <w:tabs>
@@ -5283,15 +5303,11 @@
         </w:tabs>
         <w:ind w:left="3600" w:hanging="360"/>
       </w:pPr>
-      <w:rPr>
-        <w:rFonts w:ascii="Wingdings" w:hAnsi="Wingdings" w:hint="default"/>
-        <w:sz w:val="20"/>
-      </w:rPr>
     </w:lvl>
     <w:lvl w:ilvl="5" w:tentative="1">
       <w:start w:val="1"/>
-      <w:numFmt w:val="bullet"/>
-      <w:lvlText w:val=""/>
+      <w:numFmt w:val="decimal"/>
+      <w:lvlText w:val="%6."/>
       <w:lvlJc w:val="left"/>
       <w:pPr>
         <w:tabs>
@@ -5299,15 +5315,11 @@
         </w:tabs>
         <w:ind w:left="4320" w:hanging="360"/>
       </w:pPr>
-      <w:rPr>
-        <w:rFonts w:ascii="Wingdings" w:hAnsi="Wingdings" w:hint="default"/>
-        <w:sz w:val="20"/>
-      </w:rPr>
     </w:lvl>
     <w:lvl w:ilvl="6" w:tentative="1">
       <w:start w:val="1"/>
-      <w:numFmt w:val="bullet"/>
-      <w:lvlText w:val=""/>
+      <w:numFmt w:val="decimal"/>
+      <w:lvlText w:val="%7."/>
       <w:lvlJc w:val="left"/>
       <w:pPr>
         <w:tabs>
@@ -5315,15 +5327,11 @@
         </w:tabs>
         <w:ind w:left="5040" w:hanging="360"/>
       </w:pPr>
-      <w:rPr>
-        <w:rFonts w:ascii="Wingdings" w:hAnsi="Wingdings" w:hint="default"/>
-        <w:sz w:val="20"/>
-      </w:rPr>
     </w:lvl>
     <w:lvl w:ilvl="7" w:tentative="1">
       <w:start w:val="1"/>
-      <w:numFmt w:val="bullet"/>
-      <w:lvlText w:val=""/>
+      <w:numFmt w:val="decimal"/>
+      <w:lvlText w:val="%8."/>
       <w:lvlJc w:val="left"/>
       <w:pPr>
         <w:tabs>
@@ -5331,15 +5339,11 @@
         </w:tabs>
         <w:ind w:left="5760" w:hanging="360"/>
       </w:pPr>
-      <w:rPr>
-        <w:rFonts w:ascii="Wingdings" w:hAnsi="Wingdings" w:hint="default"/>
-        <w:sz w:val="20"/>
-      </w:rPr>
     </w:lvl>
     <w:lvl w:ilvl="8" w:tentative="1">
       <w:start w:val="1"/>
-      <w:numFmt w:val="bullet"/>
-      <w:lvlText w:val=""/>
+      <w:numFmt w:val="decimal"/>
+      <w:lvlText w:val="%9."/>
       <w:lvlJc w:val="left"/>
       <w:pPr>
         <w:tabs>
@@ -5347,38 +5351,34 @@
         </w:tabs>
         <w:ind w:left="6480" w:hanging="360"/>
       </w:pPr>
-      <w:rPr>
-        <w:rFonts w:ascii="Wingdings" w:hAnsi="Wingdings" w:hint="default"/>
-        <w:sz w:val="20"/>
-      </w:rPr>
     </w:lvl>
   </w:abstractNum>
-  <w:num w:numId="1" w16cid:durableId="789974900">
+  <w:num w:numId="1" w16cid:durableId="1683432420">
+    <w:abstractNumId w:val="6"/>
+  </w:num>
+  <w:num w:numId="2" w16cid:durableId="1433743358">
+    <w:abstractNumId w:val="0"/>
+  </w:num>
+  <w:num w:numId="3" w16cid:durableId="1255438778">
+    <w:abstractNumId w:val="5"/>
+  </w:num>
+  <w:num w:numId="4" w16cid:durableId="334958046">
+    <w:abstractNumId w:val="2"/>
+  </w:num>
+  <w:num w:numId="5" w16cid:durableId="1523518607">
     <w:abstractNumId w:val="3"/>
   </w:num>
-  <w:num w:numId="2" w16cid:durableId="186407129">
-    <w:abstractNumId w:val="8"/>
-  </w:num>
-  <w:num w:numId="3" w16cid:durableId="1462961604">
-    <w:abstractNumId w:val="0"/>
-  </w:num>
-  <w:num w:numId="4" w16cid:durableId="1945570752">
-    <w:abstractNumId w:val="6"/>
-  </w:num>
-  <w:num w:numId="5" w16cid:durableId="1804695811">
+  <w:num w:numId="6" w16cid:durableId="1093550001">
     <w:abstractNumId w:val="1"/>
   </w:num>
-  <w:num w:numId="6" w16cid:durableId="675155890">
+  <w:num w:numId="7" w16cid:durableId="980578097">
     <w:abstractNumId w:val="4"/>
   </w:num>
-  <w:num w:numId="7" w16cid:durableId="1584535022">
-    <w:abstractNumId w:val="5"/>
-  </w:num>
-  <w:num w:numId="8" w16cid:durableId="243228949">
+  <w:num w:numId="8" w16cid:durableId="1959528491">
     <w:abstractNumId w:val="7"/>
   </w:num>
-  <w:num w:numId="9" w16cid:durableId="599608898">
-    <w:abstractNumId w:val="2"/>
+  <w:num w:numId="9" w16cid:durableId="709111283">
+    <w:abstractNumId w:val="8"/>
   </w:num>
 </w:numbering>
 </file>
